--- a/Leave Orders/test-letter/letter-template.docx
+++ b/Leave Orders/test-letter/letter-template.docx
@@ -20,7 +20,9 @@
         <w:spacing w:after="0"/>
         <w:jc w:val="center"/>
         <w:rPr>
-          <w:rFonts w:ascii="Palatino Linotype" w:hAnsi="Palatino Linotype"/>
+          <w:rFonts w:ascii="Palatino Linotype" w:eastAsia="Times New Roman" w:hAnsi="Palatino Linotype" w:cs="Times New Roman"/>
+          <w:b/>
+          <w:bCs/>
           <w:sz w:val="24"/>
           <w:szCs w:val="24"/>
         </w:rPr>
@@ -102,344 +104,250 @@
           <w:szCs w:val="24"/>
         </w:rPr>
       </w:pPr>
-      <w:proofErr w:type="spellStart"/>
-      <w:r>
-        <w:rPr>
-          <w:rFonts w:ascii="Nirmala UI" w:eastAsia="Times New Roman" w:hAnsi="Nirmala UI" w:cs="Nirmala UI"/>
-          <w:b/>
-          <w:bCs/>
-          <w:sz w:val="24"/>
-          <w:szCs w:val="24"/>
-        </w:rPr>
-        <w:t>सहायक</w:t>
-      </w:r>
-      <w:proofErr w:type="spellEnd"/>
-      <w:r>
-        <w:rPr>
-          <w:rFonts w:ascii="Palatino Linotype" w:eastAsia="Times New Roman" w:hAnsi="Palatino Linotype" w:cs="Nirmala UI"/>
-          <w:b/>
-          <w:bCs/>
-          <w:sz w:val="24"/>
-          <w:szCs w:val="24"/>
-        </w:rPr>
-        <w:t xml:space="preserve"> </w:t>
-      </w:r>
-      <w:proofErr w:type="spellStart"/>
-      <w:r>
-        <w:rPr>
-          <w:rFonts w:ascii="Nirmala UI" w:eastAsia="Times New Roman" w:hAnsi="Nirmala UI" w:cs="Nirmala UI"/>
-          <w:b/>
-          <w:bCs/>
-          <w:sz w:val="24"/>
-          <w:szCs w:val="24"/>
-        </w:rPr>
-        <w:t>अधीक्षक</w:t>
-      </w:r>
-      <w:proofErr w:type="spellEnd"/>
-      <w:r>
-        <w:rPr>
-          <w:rFonts w:ascii="Palatino Linotype" w:eastAsia="Times New Roman" w:hAnsi="Palatino Linotype" w:cs="Nirmala UI"/>
-          <w:b/>
-          <w:bCs/>
-          <w:sz w:val="24"/>
-          <w:szCs w:val="24"/>
-        </w:rPr>
-        <w:t xml:space="preserve"> </w:t>
-      </w:r>
-      <w:proofErr w:type="spellStart"/>
-      <w:r>
-        <w:rPr>
-          <w:rFonts w:ascii="Nirmala UI" w:eastAsia="Times New Roman" w:hAnsi="Nirmala UI" w:cs="Nirmala UI"/>
-          <w:b/>
-          <w:bCs/>
-          <w:sz w:val="24"/>
-          <w:szCs w:val="24"/>
-        </w:rPr>
-        <w:t>डाकघर</w:t>
-      </w:r>
-      <w:proofErr w:type="spellEnd"/>
-      <w:r>
-        <w:rPr>
-          <w:rFonts w:ascii="Palatino Linotype" w:eastAsia="Times New Roman" w:hAnsi="Palatino Linotype" w:cs="Nirmala UI"/>
-          <w:b/>
-          <w:bCs/>
-          <w:sz w:val="24"/>
-          <w:szCs w:val="24"/>
-        </w:rPr>
-        <w:t xml:space="preserve"> </w:t>
-      </w:r>
-      <w:proofErr w:type="spellStart"/>
-      <w:r>
-        <w:rPr>
-          <w:rFonts w:ascii="Nirmala UI" w:eastAsia="Times New Roman" w:hAnsi="Nirmala UI" w:cs="Nirmala UI"/>
-          <w:b/>
-          <w:bCs/>
-          <w:sz w:val="24"/>
-          <w:szCs w:val="24"/>
-        </w:rPr>
-        <w:t>का</w:t>
-      </w:r>
-      <w:proofErr w:type="spellEnd"/>
-      <w:r>
-        <w:rPr>
-          <w:rFonts w:ascii="Palatino Linotype" w:eastAsia="Times New Roman" w:hAnsi="Palatino Linotype" w:cs="Nirmala UI"/>
-          <w:b/>
-          <w:bCs/>
-          <w:sz w:val="24"/>
-          <w:szCs w:val="24"/>
-        </w:rPr>
-        <w:t xml:space="preserve"> </w:t>
-      </w:r>
-      <w:proofErr w:type="spellStart"/>
-      <w:r>
-        <w:rPr>
-          <w:rFonts w:ascii="Nirmala UI" w:eastAsia="Times New Roman" w:hAnsi="Nirmala UI" w:cs="Nirmala UI"/>
-          <w:b/>
-          <w:bCs/>
-          <w:sz w:val="24"/>
-          <w:szCs w:val="24"/>
-        </w:rPr>
-        <w:t>कार्यालय</w:t>
-      </w:r>
-      <w:proofErr w:type="spellEnd"/>
-      <w:r>
-        <w:rPr>
-          <w:rFonts w:ascii="Palatino Linotype" w:eastAsia="Times New Roman" w:hAnsi="Palatino Linotype" w:cs="Times New Roman"/>
-          <w:sz w:val="24"/>
-          <w:szCs w:val="24"/>
-        </w:rPr>
-        <w:t xml:space="preserve"> / Office of the Asst. </w:t>
-      </w:r>
-      <w:proofErr w:type="spellStart"/>
-      <w:r>
-        <w:rPr>
-          <w:rFonts w:ascii="Palatino Linotype" w:eastAsia="Times New Roman" w:hAnsi="Palatino Linotype" w:cs="Times New Roman"/>
-          <w:sz w:val="24"/>
-          <w:szCs w:val="24"/>
-        </w:rPr>
-        <w:t>Supdt</w:t>
-      </w:r>
-      <w:proofErr w:type="spellEnd"/>
-      <w:r>
-        <w:rPr>
-          <w:rFonts w:ascii="Palatino Linotype" w:eastAsia="Times New Roman" w:hAnsi="Palatino Linotype" w:cs="Times New Roman"/>
-          <w:sz w:val="24"/>
-          <w:szCs w:val="24"/>
-        </w:rPr>
-        <w:t xml:space="preserve">. </w:t>
-      </w:r>
-      <w:proofErr w:type="gramStart"/>
-      <w:r>
-        <w:rPr>
-          <w:rFonts w:ascii="Palatino Linotype" w:eastAsia="Times New Roman" w:hAnsi="Palatino Linotype" w:cs="Times New Roman"/>
-          <w:sz w:val="24"/>
-          <w:szCs w:val="24"/>
-        </w:rPr>
-        <w:t>of</w:t>
-      </w:r>
-      <w:proofErr w:type="gramEnd"/>
-      <w:r>
-        <w:rPr>
-          <w:rFonts w:ascii="Palatino Linotype" w:eastAsia="Times New Roman" w:hAnsi="Palatino Linotype" w:cs="Times New Roman"/>
-          <w:sz w:val="24"/>
-          <w:szCs w:val="24"/>
-        </w:rPr>
-        <w:t xml:space="preserve"> Post Offices,</w:t>
-      </w:r>
-    </w:p>
-    <w:p>
-      <w:pPr>
-        <w:spacing w:after="0"/>
-        <w:jc w:val="center"/>
-        <w:rPr>
-          <w:rFonts w:ascii="Palatino Linotype" w:hAnsi="Palatino Linotype"/>
-          <w:sz w:val="24"/>
-          <w:szCs w:val="24"/>
-        </w:rPr>
-      </w:pPr>
-      <w:proofErr w:type="spellStart"/>
-      <w:r>
-        <w:rPr>
-          <w:rFonts w:ascii="Nirmala UI" w:eastAsia="Times New Roman" w:hAnsi="Nirmala UI" w:cs="Nirmala UI"/>
-          <w:b/>
-          <w:bCs/>
-          <w:sz w:val="24"/>
-          <w:szCs w:val="24"/>
-        </w:rPr>
-        <w:t>करूर</w:t>
-      </w:r>
-      <w:proofErr w:type="spellEnd"/>
-      <w:r>
-        <w:rPr>
-          <w:rFonts w:ascii="Palatino Linotype" w:eastAsia="Times New Roman" w:hAnsi="Palatino Linotype" w:cs="Nirmala UI"/>
-          <w:b/>
-          <w:bCs/>
-          <w:sz w:val="24"/>
-          <w:szCs w:val="24"/>
-        </w:rPr>
-        <w:t xml:space="preserve"> </w:t>
-      </w:r>
-      <w:proofErr w:type="spellStart"/>
-      <w:r>
-        <w:rPr>
-          <w:rFonts w:ascii="Nirmala UI" w:eastAsia="Times New Roman" w:hAnsi="Nirmala UI" w:cs="Nirmala UI"/>
-          <w:b/>
-          <w:bCs/>
-          <w:sz w:val="24"/>
-          <w:szCs w:val="24"/>
-        </w:rPr>
-        <w:t>उपमंडल</w:t>
-      </w:r>
-      <w:proofErr w:type="spellEnd"/>
-      <w:r>
-        <w:rPr>
-          <w:rFonts w:ascii="Palatino Linotype" w:eastAsia="Times New Roman" w:hAnsi="Palatino Linotype" w:cs="Nirmala UI"/>
-          <w:b/>
-          <w:bCs/>
-          <w:sz w:val="24"/>
-          <w:szCs w:val="24"/>
-        </w:rPr>
-        <w:t xml:space="preserve"> </w:t>
-      </w:r>
-      <w:r>
-        <w:rPr>
-          <w:rFonts w:ascii="Palatino Linotype" w:eastAsia="Times New Roman" w:hAnsi="Palatino Linotype" w:cs="Times New Roman"/>
-          <w:sz w:val="24"/>
-          <w:szCs w:val="24"/>
-        </w:rPr>
-        <w:t xml:space="preserve">/ </w:t>
-      </w:r>
-      <w:proofErr w:type="spellStart"/>
-      <w:r>
-        <w:rPr>
-          <w:rFonts w:ascii="Palatino Linotype" w:eastAsia="Times New Roman" w:hAnsi="Palatino Linotype" w:cs="Times New Roman"/>
-          <w:sz w:val="24"/>
-          <w:szCs w:val="24"/>
-        </w:rPr>
-        <w:t>Karur</w:t>
-      </w:r>
-      <w:proofErr w:type="spellEnd"/>
-      <w:r>
-        <w:rPr>
-          <w:rFonts w:ascii="Palatino Linotype" w:eastAsia="Times New Roman" w:hAnsi="Palatino Linotype" w:cs="Times New Roman"/>
-          <w:sz w:val="24"/>
-          <w:szCs w:val="24"/>
-        </w:rPr>
-        <w:t xml:space="preserve"> Sub Division, </w:t>
-      </w:r>
-      <w:proofErr w:type="spellStart"/>
-      <w:r>
-        <w:rPr>
-          <w:rFonts w:ascii="Nirmala UI" w:eastAsia="Times New Roman" w:hAnsi="Nirmala UI" w:cs="Nirmala UI"/>
-          <w:b/>
-          <w:bCs/>
-          <w:sz w:val="24"/>
-          <w:szCs w:val="24"/>
-        </w:rPr>
-        <w:t>करूर</w:t>
-      </w:r>
-      <w:proofErr w:type="spellEnd"/>
-      <w:r>
-        <w:rPr>
-          <w:rFonts w:ascii="Palatino Linotype" w:eastAsia="Times New Roman" w:hAnsi="Palatino Linotype" w:cs="Nirmala UI"/>
-          <w:b/>
-          <w:bCs/>
-          <w:sz w:val="24"/>
-          <w:szCs w:val="24"/>
-        </w:rPr>
-        <w:t xml:space="preserve"> </w:t>
-      </w:r>
-      <w:r>
-        <w:rPr>
-          <w:rFonts w:ascii="Palatino Linotype" w:eastAsia="Times New Roman" w:hAnsi="Palatino Linotype" w:cs="Times New Roman"/>
-          <w:sz w:val="24"/>
-          <w:szCs w:val="24"/>
-        </w:rPr>
-        <w:t xml:space="preserve">/ </w:t>
-      </w:r>
-      <w:proofErr w:type="spellStart"/>
-      <w:r>
-        <w:rPr>
-          <w:rFonts w:ascii="Palatino Linotype" w:eastAsia="Times New Roman" w:hAnsi="Palatino Linotype" w:cs="Times New Roman"/>
-          <w:sz w:val="24"/>
-          <w:szCs w:val="24"/>
-        </w:rPr>
-        <w:t>Karur</w:t>
-      </w:r>
-      <w:proofErr w:type="spellEnd"/>
-      <w:r>
-        <w:rPr>
-          <w:rFonts w:ascii="Palatino Linotype" w:eastAsia="Times New Roman" w:hAnsi="Palatino Linotype" w:cs="Times New Roman"/>
-          <w:sz w:val="24"/>
-          <w:szCs w:val="24"/>
-        </w:rPr>
-        <w:t xml:space="preserve"> </w:t>
-      </w:r>
-      <w:r>
-        <w:rPr>
-          <w:rFonts w:ascii="Palatino Linotype" w:eastAsia="Times New Roman" w:hAnsi="Palatino Linotype" w:cs="Palatino Linotype"/>
-          <w:sz w:val="24"/>
-          <w:szCs w:val="24"/>
-        </w:rPr>
-        <w:t>–</w:t>
-      </w:r>
-      <w:r>
-        <w:rPr>
-          <w:rFonts w:ascii="Palatino Linotype" w:eastAsia="Times New Roman" w:hAnsi="Palatino Linotype" w:cs="Times New Roman"/>
-          <w:sz w:val="24"/>
-          <w:szCs w:val="24"/>
-        </w:rPr>
-        <w:t xml:space="preserve"> 639 001.</w:t>
-      </w:r>
-    </w:p>
-    <w:p>
-      <w:pPr>
-        <w:spacing w:after="0"/>
-        <w:jc w:val="center"/>
-        <w:rPr>
-          <w:rFonts w:ascii="Palatino Linotype" w:hAnsi="Palatino Linotype"/>
-          <w:sz w:val="24"/>
-          <w:szCs w:val="24"/>
-        </w:rPr>
-      </w:pPr>
-      <w:r>
-        <w:rPr>
-          <w:rFonts w:ascii="Palatino Linotype" w:eastAsia="Times New Roman" w:hAnsi="Palatino Linotype" w:cs="Times New Roman"/>
-          <w:sz w:val="24"/>
-          <w:szCs w:val="24"/>
-        </w:rPr>
-        <w:t xml:space="preserve">Email: </w:t>
-      </w:r>
-      <w:r>
-        <w:rPr>
-          <w:rFonts w:ascii="Palatino Linotype" w:hAnsi="Palatino Linotype"/>
-          <w:sz w:val="24"/>
-          <w:szCs w:val="24"/>
-        </w:rPr>
-        <w:t>s</w:t>
-      </w:r>
-      <w:r>
-        <w:rPr>
-          <w:rFonts w:ascii="Palatino Linotype" w:eastAsia="Times New Roman" w:hAnsi="Palatino Linotype" w:cs="Times New Roman"/>
-          <w:sz w:val="24"/>
-          <w:szCs w:val="24"/>
-        </w:rPr>
-        <w:t>dokarur.tn@indiapost.gov.in</w:t>
-      </w:r>
-    </w:p>
-    <w:p>
-      <w:pPr>
-        <w:pBdr>
-          <w:bottom w:val="single" w:sz="6" w:space="1" w:color="000000"/>
-        </w:pBdr>
-        <w:spacing w:after="120"/>
-        <w:rPr>
-          <w:rFonts w:ascii="Palatino Linotype" w:hAnsi="Palatino Linotype"/>
-          <w:sz w:val="24"/>
-          <w:szCs w:val="24"/>
-        </w:rPr>
-      </w:pPr>
-    </w:p>
+    </w:p>
+    <w:tbl>
+      <w:tblPr>
+        <w:tblStyle w:val="TableGrid"/>
+        <w:tblW w:w="0" w:type="auto"/>
+        <w:tblLook w:val="04A0" w:firstRow="1" w:lastRow="0" w:firstColumn="1" w:lastColumn="0" w:noHBand="0" w:noVBand="1"/>
+      </w:tblPr>
+      <w:tblGrid>
+        <w:gridCol w:w="4675"/>
+        <w:gridCol w:w="4675"/>
+      </w:tblGrid>
+      <w:tr>
+        <w:trPr>
+          <w:trHeight w:val="1962"/>
+        </w:trPr>
+        <w:tc>
+          <w:tcPr>
+            <w:tcW w:w="4675" w:type="dxa"/>
+          </w:tcPr>
+          <w:p>
+            <w:pPr>
+              <w:spacing w:before="240" w:after="240"/>
+              <w:contextualSpacing/>
+              <w:rPr>
+                <w:rFonts w:ascii="Palatino Linotype" w:hAnsi="Palatino Linotype" w:cs="Times New Roman"/>
+                <w:sz w:val="26"/>
+                <w:szCs w:val="26"/>
+              </w:rPr>
+            </w:pPr>
+            <w:r>
+              <w:rPr>
+                <w:rFonts w:ascii="Palatino Linotype" w:hAnsi="Palatino Linotype" w:cs="Times New Roman"/>
+                <w:sz w:val="26"/>
+                <w:szCs w:val="26"/>
+              </w:rPr>
+              <w:t>From</w:t>
+            </w:r>
+          </w:p>
+          <w:p>
+            <w:pPr>
+              <w:spacing w:before="240" w:after="240"/>
+              <w:contextualSpacing/>
+              <w:rPr>
+                <w:rFonts w:ascii="Palatino Linotype" w:hAnsi="Palatino Linotype" w:cs="Times New Roman"/>
+                <w:sz w:val="26"/>
+                <w:szCs w:val="26"/>
+              </w:rPr>
+            </w:pPr>
+            <w:r>
+              <w:rPr>
+                <w:rFonts w:ascii="Palatino Linotype" w:hAnsi="Palatino Linotype" w:cs="Times New Roman"/>
+                <w:sz w:val="26"/>
+                <w:szCs w:val="26"/>
+              </w:rPr>
+              <w:t xml:space="preserve">Asst. </w:t>
+            </w:r>
+            <w:proofErr w:type="spellStart"/>
+            <w:r>
+              <w:rPr>
+                <w:rFonts w:ascii="Palatino Linotype" w:hAnsi="Palatino Linotype" w:cs="Times New Roman"/>
+                <w:sz w:val="26"/>
+                <w:szCs w:val="26"/>
+              </w:rPr>
+              <w:t>Supdt</w:t>
+            </w:r>
+            <w:proofErr w:type="spellEnd"/>
+            <w:r>
+              <w:rPr>
+                <w:rFonts w:ascii="Palatino Linotype" w:hAnsi="Palatino Linotype" w:cs="Times New Roman"/>
+                <w:sz w:val="26"/>
+                <w:szCs w:val="26"/>
+              </w:rPr>
+              <w:t>. of Post Offices</w:t>
+            </w:r>
+          </w:p>
+          <w:p>
+            <w:pPr>
+              <w:spacing w:before="240" w:after="240"/>
+              <w:contextualSpacing/>
+              <w:rPr>
+                <w:rFonts w:ascii="Palatino Linotype" w:hAnsi="Palatino Linotype" w:cs="Times New Roman"/>
+                <w:sz w:val="26"/>
+                <w:szCs w:val="26"/>
+              </w:rPr>
+            </w:pPr>
+            <w:proofErr w:type="spellStart"/>
+            <w:r>
+              <w:rPr>
+                <w:rFonts w:ascii="Palatino Linotype" w:hAnsi="Palatino Linotype" w:cs="Times New Roman"/>
+                <w:sz w:val="26"/>
+                <w:szCs w:val="26"/>
+              </w:rPr>
+              <w:t>Karur</w:t>
+            </w:r>
+            <w:proofErr w:type="spellEnd"/>
+            <w:r>
+              <w:rPr>
+                <w:rFonts w:ascii="Palatino Linotype" w:hAnsi="Palatino Linotype" w:cs="Times New Roman"/>
+                <w:sz w:val="26"/>
+                <w:szCs w:val="26"/>
+              </w:rPr>
+              <w:t xml:space="preserve"> Sub Division</w:t>
+            </w:r>
+          </w:p>
+          <w:p>
+            <w:pPr>
+              <w:spacing w:before="240" w:after="240"/>
+              <w:contextualSpacing/>
+              <w:rPr>
+                <w:rFonts w:ascii="Palatino Linotype" w:hAnsi="Palatino Linotype" w:cs="Times New Roman"/>
+                <w:sz w:val="26"/>
+                <w:szCs w:val="26"/>
+              </w:rPr>
+            </w:pPr>
+            <w:proofErr w:type="spellStart"/>
+            <w:r>
+              <w:rPr>
+                <w:rFonts w:ascii="Palatino Linotype" w:hAnsi="Palatino Linotype" w:cs="Times New Roman"/>
+                <w:sz w:val="26"/>
+                <w:szCs w:val="26"/>
+              </w:rPr>
+              <w:t>Karur</w:t>
+            </w:r>
+            <w:proofErr w:type="spellEnd"/>
+            <w:r>
+              <w:rPr>
+                <w:rFonts w:ascii="Palatino Linotype" w:hAnsi="Palatino Linotype" w:cs="Times New Roman"/>
+                <w:sz w:val="26"/>
+                <w:szCs w:val="26"/>
+              </w:rPr>
+              <w:t xml:space="preserve"> - 639001</w:t>
+            </w:r>
+          </w:p>
+        </w:tc>
+        <w:tc>
+          <w:tcPr>
+            <w:tcW w:w="4675" w:type="dxa"/>
+          </w:tcPr>
+          <w:p>
+            <w:pPr>
+              <w:spacing w:before="240" w:after="240"/>
+              <w:contextualSpacing/>
+              <w:rPr>
+                <w:rFonts w:ascii="Palatino Linotype" w:hAnsi="Palatino Linotype" w:cs="Times New Roman"/>
+                <w:sz w:val="26"/>
+                <w:szCs w:val="26"/>
+              </w:rPr>
+            </w:pPr>
+            <w:r>
+              <w:rPr>
+                <w:rFonts w:ascii="Palatino Linotype" w:hAnsi="Palatino Linotype" w:cs="Times New Roman"/>
+                <w:sz w:val="26"/>
+                <w:szCs w:val="26"/>
+              </w:rPr>
+              <w:t>To</w:t>
+            </w:r>
+            <w:r>
+              <w:rPr>
+                <w:rFonts w:ascii="Palatino Linotype" w:hAnsi="Palatino Linotype" w:cs="Times New Roman"/>
+                <w:sz w:val="26"/>
+                <w:szCs w:val="26"/>
+              </w:rPr>
+              <w:br/>
+              <w:t>The &lt;Sub Postmaster&gt; / &lt;Branch Postmaster&gt;</w:t>
+            </w:r>
+            <w:r>
+              <w:rPr>
+                <w:rFonts w:ascii="Palatino Linotype" w:hAnsi="Palatino Linotype" w:cs="Times New Roman"/>
+                <w:sz w:val="26"/>
+                <w:szCs w:val="26"/>
+              </w:rPr>
+              <w:br/>
+              <w:t xml:space="preserve">&lt;Name of the SO/BO&gt;, </w:t>
+            </w:r>
+          </w:p>
+          <w:p>
+            <w:pPr>
+              <w:spacing w:before="240" w:after="240"/>
+              <w:contextualSpacing/>
+              <w:rPr>
+                <w:rFonts w:ascii="Palatino Linotype" w:hAnsi="Palatino Linotype" w:cs="Times New Roman"/>
+                <w:sz w:val="26"/>
+                <w:szCs w:val="26"/>
+              </w:rPr>
+            </w:pPr>
+            <w:proofErr w:type="spellStart"/>
+            <w:r>
+              <w:rPr>
+                <w:rFonts w:ascii="Palatino Linotype" w:hAnsi="Palatino Linotype" w:cs="Times New Roman"/>
+                <w:sz w:val="26"/>
+                <w:szCs w:val="26"/>
+              </w:rPr>
+              <w:t>a/w</w:t>
+            </w:r>
+            <w:proofErr w:type="spellEnd"/>
+            <w:r>
+              <w:rPr>
+                <w:rFonts w:ascii="Palatino Linotype" w:hAnsi="Palatino Linotype" w:cs="Times New Roman"/>
+                <w:sz w:val="26"/>
+                <w:szCs w:val="26"/>
+              </w:rPr>
+              <w:t xml:space="preserve"> &lt;Name of the SO&gt;</w:t>
+            </w:r>
+          </w:p>
+          <w:p>
+            <w:pPr>
+              <w:spacing w:before="240" w:after="240"/>
+              <w:contextualSpacing/>
+              <w:rPr>
+                <w:rFonts w:ascii="Palatino Linotype" w:hAnsi="Palatino Linotype" w:cs="Times New Roman"/>
+                <w:sz w:val="26"/>
+                <w:szCs w:val="26"/>
+              </w:rPr>
+            </w:pPr>
+            <w:r>
+              <w:rPr>
+                <w:rFonts w:ascii="Palatino Linotype" w:hAnsi="Palatino Linotype" w:cs="Times New Roman"/>
+                <w:sz w:val="26"/>
+                <w:szCs w:val="26"/>
+              </w:rPr>
+              <w:t>PINCODE - &lt;</w:t>
+            </w:r>
+            <w:proofErr w:type="spellStart"/>
+            <w:r>
+              <w:rPr>
+                <w:rFonts w:ascii="Palatino Linotype" w:hAnsi="Palatino Linotype" w:cs="Times New Roman"/>
+                <w:sz w:val="26"/>
+                <w:szCs w:val="26"/>
+              </w:rPr>
+              <w:t>pincode</w:t>
+            </w:r>
+            <w:proofErr w:type="spellEnd"/>
+            <w:r>
+              <w:rPr>
+                <w:rFonts w:ascii="Palatino Linotype" w:hAnsi="Palatino Linotype" w:cs="Times New Roman"/>
+                <w:sz w:val="26"/>
+                <w:szCs w:val="26"/>
+              </w:rPr>
+              <w:t>&gt;</w:t>
+            </w:r>
+          </w:p>
+        </w:tc>
+      </w:tr>
+    </w:tbl>
     <w:p>
       <w:pPr>
         <w:spacing w:before="240" w:after="240" w:line="240" w:lineRule="auto"/>
@@ -450,70 +358,63 @@
           <w:szCs w:val="26"/>
         </w:rPr>
       </w:pPr>
-      <w:r>
-        <w:rPr>
-          <w:rFonts w:ascii="Palatino Linotype" w:hAnsi="Palatino Linotype" w:cs="Times New Roman"/>
-          <w:sz w:val="26"/>
-          <w:szCs w:val="26"/>
-        </w:rPr>
-        <w:t>To</w:t>
-      </w:r>
-      <w:r>
-        <w:rPr>
-          <w:rFonts w:ascii="Palatino Linotype" w:hAnsi="Palatino Linotype" w:cs="Times New Roman"/>
-          <w:sz w:val="26"/>
-          <w:szCs w:val="26"/>
-        </w:rPr>
-        <w:br/>
-        <w:t>The &lt;Sub Postmaster&gt; / &lt;Branch Postmaster&gt;</w:t>
-      </w:r>
-      <w:r>
-        <w:rPr>
-          <w:rFonts w:ascii="Palatino Linotype" w:hAnsi="Palatino Linotype" w:cs="Times New Roman"/>
-          <w:sz w:val="26"/>
-          <w:szCs w:val="26"/>
-        </w:rPr>
-        <w:br/>
-        <w:t xml:space="preserve">&lt;Name of the SO/BO&gt;, </w:t>
-      </w:r>
-      <w:proofErr w:type="spellStart"/>
-      <w:proofErr w:type="gramStart"/>
-      <w:r>
-        <w:rPr>
-          <w:rFonts w:ascii="Palatino Linotype" w:hAnsi="Palatino Linotype" w:cs="Times New Roman"/>
-          <w:sz w:val="26"/>
-          <w:szCs w:val="26"/>
-        </w:rPr>
-        <w:t>a/w</w:t>
-      </w:r>
-      <w:proofErr w:type="spellEnd"/>
-      <w:proofErr w:type="gramEnd"/>
-      <w:r>
-        <w:rPr>
-          <w:rFonts w:ascii="Palatino Linotype" w:hAnsi="Palatino Linotype" w:cs="Times New Roman"/>
-          <w:sz w:val="26"/>
-          <w:szCs w:val="26"/>
-        </w:rPr>
-        <w:t xml:space="preserve"> &lt;Name of the SO&gt;</w:t>
-      </w:r>
     </w:p>
     <w:p>
       <w:pPr>
         <w:spacing w:before="240" w:after="240" w:line="240" w:lineRule="auto"/>
         <w:contextualSpacing/>
-        <w:rPr>
-          <w:rFonts w:ascii="Palatino Linotype" w:hAnsi="Palatino Linotype" w:cs="Times New Roman"/>
-          <w:sz w:val="26"/>
-          <w:szCs w:val="26"/>
-        </w:rPr>
-      </w:pPr>
-      <w:r>
-        <w:rPr>
-          <w:rFonts w:ascii="Palatino Linotype" w:hAnsi="Palatino Linotype" w:cs="Times New Roman"/>
-          <w:sz w:val="26"/>
-          <w:szCs w:val="26"/>
-        </w:rPr>
-        <w:t>PINCODE - &lt;</w:t>
+        <w:jc w:val="center"/>
+        <w:rPr>
+          <w:rFonts w:ascii="Palatino Linotype" w:hAnsi="Palatino Linotype" w:cs="Times New Roman"/>
+          <w:sz w:val="26"/>
+          <w:szCs w:val="26"/>
+          <w:u w:val="single"/>
+        </w:rPr>
+      </w:pPr>
+      <w:r>
+        <w:rPr>
+          <w:rFonts w:ascii="Palatino Linotype" w:hAnsi="Palatino Linotype" w:cs="Times New Roman"/>
+          <w:sz w:val="26"/>
+          <w:szCs w:val="26"/>
+          <w:u w:val="single"/>
+        </w:rPr>
+        <w:t xml:space="preserve">No. </w:t>
+      </w:r>
+      <w:r>
+        <w:rPr>
+          <w:rFonts w:ascii="Palatino Linotype" w:hAnsi="Palatino Linotype" w:cs="Times New Roman"/>
+          <w:sz w:val="26"/>
+          <w:szCs w:val="26"/>
+          <w:u w:val="single"/>
+        </w:rPr>
+        <w:t>ASP</w:t>
+      </w:r>
+      <w:r>
+        <w:rPr>
+          <w:rFonts w:ascii="Palatino Linotype" w:hAnsi="Palatino Linotype" w:cs="Times New Roman"/>
+          <w:sz w:val="26"/>
+          <w:szCs w:val="26"/>
+          <w:u w:val="single"/>
+        </w:rPr>
+        <w:t>/ DTLR/</w:t>
+      </w:r>
+      <w:r>
+        <w:rPr>
+          <w:rFonts w:ascii="Palatino Linotype" w:hAnsi="Palatino Linotype" w:cs="Times New Roman"/>
+          <w:sz w:val="26"/>
+          <w:szCs w:val="26"/>
+          <w:u w:val="single"/>
+        </w:rPr>
+        <w:t>KRR</w:t>
+      </w:r>
+      <w:r>
+        <w:rPr>
+          <w:rFonts w:ascii="Palatino Linotype" w:hAnsi="Palatino Linotype" w:cs="Times New Roman"/>
+          <w:sz w:val="26"/>
+          <w:szCs w:val="26"/>
+          <w:u w:val="single"/>
+        </w:rPr>
+        <w:t xml:space="preserve">/ </w:t>
       </w:r>
       <w:proofErr w:type="spellStart"/>
       <w:r>
@@ -521,8 +422,9 @@
           <w:rFonts w:ascii="Palatino Linotype" w:hAnsi="Palatino Linotype" w:cs="Times New Roman"/>
           <w:sz w:val="26"/>
           <w:szCs w:val="26"/>
-        </w:rPr>
-        <w:t>pincode</w:t>
+          <w:u w:val="single"/>
+        </w:rPr>
+        <w:t>Dlgs</w:t>
       </w:r>
       <w:proofErr w:type="spellEnd"/>
       <w:r>
@@ -530,84 +432,127 @@
           <w:rFonts w:ascii="Palatino Linotype" w:hAnsi="Palatino Linotype" w:cs="Times New Roman"/>
           <w:sz w:val="26"/>
           <w:szCs w:val="26"/>
-        </w:rPr>
-        <w:t>&gt;</w:t>
+          <w:u w:val="single"/>
+        </w:rPr>
+        <w:t xml:space="preserve"> dated at </w:t>
+      </w:r>
+      <w:proofErr w:type="spellStart"/>
+      <w:r>
+        <w:rPr>
+          <w:rFonts w:ascii="Palatino Linotype" w:hAnsi="Palatino Linotype" w:cs="Times New Roman"/>
+          <w:sz w:val="26"/>
+          <w:szCs w:val="26"/>
+          <w:u w:val="single"/>
+        </w:rPr>
+        <w:t>Karur</w:t>
+      </w:r>
+      <w:proofErr w:type="spellEnd"/>
+      <w:r>
+        <w:rPr>
+          <w:rFonts w:ascii="Palatino Linotype" w:hAnsi="Palatino Linotype" w:cs="Times New Roman"/>
+          <w:sz w:val="26"/>
+          <w:szCs w:val="26"/>
+          <w:u w:val="single"/>
+        </w:rPr>
+        <w:t xml:space="preserve"> 639001</w:t>
+      </w:r>
+      <w:r>
+        <w:rPr>
+          <w:rFonts w:ascii="Palatino Linotype" w:hAnsi="Palatino Linotype" w:cs="Times New Roman"/>
+          <w:sz w:val="26"/>
+          <w:szCs w:val="26"/>
+          <w:u w:val="single"/>
+        </w:rPr>
+        <w:t xml:space="preserve"> – </w:t>
+      </w:r>
+      <w:r>
+        <w:rPr>
+          <w:rFonts w:ascii="Palatino Linotype" w:hAnsi="Palatino Linotype" w:cs="Times New Roman"/>
+          <w:sz w:val="26"/>
+          <w:szCs w:val="26"/>
+          <w:u w:val="single"/>
+        </w:rPr>
+        <w:t>639001</w:t>
+      </w:r>
+      <w:r>
+        <w:rPr>
+          <w:rFonts w:ascii="Palatino Linotype" w:hAnsi="Palatino Linotype" w:cs="Times New Roman"/>
+          <w:sz w:val="26"/>
+          <w:szCs w:val="26"/>
+          <w:u w:val="single"/>
+        </w:rPr>
+        <w:t xml:space="preserve"> </w:t>
+      </w:r>
+      <w:proofErr w:type="gramStart"/>
+      <w:r>
+        <w:rPr>
+          <w:rFonts w:ascii="Palatino Linotype" w:hAnsi="Palatino Linotype" w:cs="Times New Roman"/>
+          <w:sz w:val="26"/>
+          <w:szCs w:val="26"/>
+          <w:u w:val="single"/>
+        </w:rPr>
+        <w:t xml:space="preserve">the  </w:t>
+      </w:r>
+      <w:r>
+        <w:rPr>
+          <w:rFonts w:ascii="Palatino Linotype" w:hAnsi="Palatino Linotype" w:cs="Times New Roman"/>
+          <w:sz w:val="26"/>
+          <w:szCs w:val="26"/>
+          <w:u w:val="single"/>
+        </w:rPr>
+        <w:t>&lt;</w:t>
+      </w:r>
+      <w:proofErr w:type="gramEnd"/>
+      <w:r>
+        <w:rPr>
+          <w:rFonts w:ascii="Palatino Linotype" w:hAnsi="Palatino Linotype" w:cs="Times New Roman"/>
+          <w:sz w:val="26"/>
+          <w:szCs w:val="26"/>
+          <w:u w:val="single"/>
+        </w:rPr>
+        <w:t>date&gt;</w:t>
       </w:r>
     </w:p>
     <w:p>
       <w:pPr>
         <w:spacing w:before="240" w:after="240" w:line="240" w:lineRule="auto"/>
         <w:contextualSpacing/>
-        <w:rPr>
-          <w:rFonts w:ascii="Palatino Linotype" w:hAnsi="Palatino Linotype" w:cs="Times New Roman"/>
-          <w:sz w:val="26"/>
-          <w:szCs w:val="26"/>
-        </w:rPr>
-      </w:pPr>
-      <w:r>
-        <w:rPr>
-          <w:rFonts w:ascii="Palatino Linotype" w:hAnsi="Palatino Linotype" w:cs="Times New Roman"/>
-          <w:sz w:val="26"/>
-          <w:szCs w:val="26"/>
-        </w:rPr>
-        <w:tab/>
-      </w:r>
+        <w:jc w:val="center"/>
+        <w:rPr>
+          <w:rFonts w:ascii="Palatino Linotype" w:hAnsi="Palatino Linotype" w:cs="Times New Roman"/>
+          <w:sz w:val="26"/>
+          <w:szCs w:val="26"/>
+        </w:rPr>
+      </w:pPr>
     </w:p>
     <w:p>
       <w:pPr>
         <w:spacing w:before="240" w:after="240" w:line="240" w:lineRule="auto"/>
         <w:contextualSpacing/>
-        <w:rPr>
-          <w:rFonts w:ascii="Palatino Linotype" w:hAnsi="Palatino Linotype" w:cs="Times New Roman"/>
-          <w:sz w:val="26"/>
-          <w:szCs w:val="26"/>
-          <w:u w:val="single"/>
-        </w:rPr>
-      </w:pPr>
-      <w:r>
-        <w:rPr>
-          <w:rFonts w:ascii="Palatino Linotype" w:hAnsi="Palatino Linotype" w:cs="Times New Roman"/>
-          <w:sz w:val="26"/>
-          <w:szCs w:val="26"/>
-          <w:u w:val="single"/>
-        </w:rPr>
-        <w:t xml:space="preserve">No. </w:t>
-      </w:r>
-      <w:r>
-        <w:rPr>
-          <w:rFonts w:ascii="Palatino Linotype" w:hAnsi="Palatino Linotype" w:cs="Times New Roman"/>
-          <w:sz w:val="26"/>
-          <w:szCs w:val="26"/>
-          <w:u w:val="single"/>
-        </w:rPr>
-        <w:t>ASP</w:t>
-      </w:r>
-      <w:r>
-        <w:rPr>
-          <w:rFonts w:ascii="Palatino Linotype" w:hAnsi="Palatino Linotype" w:cs="Times New Roman"/>
-          <w:sz w:val="26"/>
-          <w:szCs w:val="26"/>
-          <w:u w:val="single"/>
-        </w:rPr>
-        <w:t>/ DTLR/</w:t>
-      </w:r>
-      <w:r>
-        <w:rPr>
-          <w:rFonts w:ascii="Palatino Linotype" w:hAnsi="Palatino Linotype" w:cs="Times New Roman"/>
-          <w:sz w:val="26"/>
-          <w:szCs w:val="26"/>
-          <w:u w:val="single"/>
-        </w:rPr>
-        <w:t>KRR</w:t>
-      </w:r>
-      <w:r>
-        <w:rPr>
-          <w:rFonts w:ascii="Palatino Linotype" w:hAnsi="Palatino Linotype" w:cs="Times New Roman"/>
-          <w:sz w:val="26"/>
-          <w:szCs w:val="26"/>
-          <w:u w:val="single"/>
-        </w:rPr>
-        <w:t xml:space="preserve">/ </w:t>
+        <w:jc w:val="center"/>
+        <w:rPr>
+          <w:rFonts w:ascii="Palatino Linotype" w:hAnsi="Palatino Linotype" w:cs="Times New Roman"/>
+          <w:sz w:val="26"/>
+          <w:szCs w:val="26"/>
+        </w:rPr>
+      </w:pPr>
+      <w:proofErr w:type="gramStart"/>
+      <w:r>
+        <w:rPr>
+          <w:rFonts w:ascii="Palatino Linotype" w:hAnsi="Palatino Linotype" w:cs="Times New Roman"/>
+          <w:sz w:val="26"/>
+          <w:szCs w:val="26"/>
+        </w:rPr>
+        <w:t>Sub :</w:t>
+      </w:r>
+      <w:proofErr w:type="gramEnd"/>
+      <w:r>
+        <w:rPr>
+          <w:rFonts w:ascii="Palatino Linotype" w:hAnsi="Palatino Linotype" w:cs="Times New Roman"/>
+          <w:sz w:val="26"/>
+          <w:szCs w:val="26"/>
+        </w:rPr>
+        <w:t xml:space="preserve"> Posting of Test Letters for the month of &lt;Month&gt; &lt;Year&gt; - </w:t>
       </w:r>
       <w:proofErr w:type="spellStart"/>
       <w:r>
@@ -615,120 +560,35 @@
           <w:rFonts w:ascii="Palatino Linotype" w:hAnsi="Palatino Linotype" w:cs="Times New Roman"/>
           <w:sz w:val="26"/>
           <w:szCs w:val="26"/>
-          <w:u w:val="single"/>
-        </w:rPr>
-        <w:t>Dlgs</w:t>
+        </w:rPr>
+        <w:t>reg</w:t>
       </w:r>
       <w:proofErr w:type="spellEnd"/>
-      <w:r>
-        <w:rPr>
-          <w:rFonts w:ascii="Palatino Linotype" w:hAnsi="Palatino Linotype" w:cs="Times New Roman"/>
-          <w:sz w:val="26"/>
-          <w:szCs w:val="26"/>
-          <w:u w:val="single"/>
-        </w:rPr>
-        <w:t xml:space="preserve"> dated at </w:t>
-      </w:r>
-      <w:proofErr w:type="spellStart"/>
-      <w:r>
-        <w:rPr>
-          <w:rFonts w:ascii="Palatino Linotype" w:hAnsi="Palatino Linotype" w:cs="Times New Roman"/>
-          <w:sz w:val="26"/>
-          <w:szCs w:val="26"/>
-          <w:u w:val="single"/>
-        </w:rPr>
-        <w:t>Karur</w:t>
-      </w:r>
-      <w:proofErr w:type="spellEnd"/>
-      <w:r>
-        <w:rPr>
-          <w:rFonts w:ascii="Palatino Linotype" w:hAnsi="Palatino Linotype" w:cs="Times New Roman"/>
-          <w:sz w:val="26"/>
-          <w:szCs w:val="26"/>
-          <w:u w:val="single"/>
-        </w:rPr>
-        <w:t xml:space="preserve"> 639001</w:t>
-      </w:r>
-      <w:r>
-        <w:rPr>
-          <w:rFonts w:ascii="Palatino Linotype" w:hAnsi="Palatino Linotype" w:cs="Times New Roman"/>
-          <w:sz w:val="26"/>
-          <w:szCs w:val="26"/>
-          <w:u w:val="single"/>
-        </w:rPr>
-        <w:t xml:space="preserve"> – </w:t>
-      </w:r>
-      <w:r>
-        <w:rPr>
-          <w:rFonts w:ascii="Palatino Linotype" w:hAnsi="Palatino Linotype" w:cs="Times New Roman"/>
-          <w:sz w:val="26"/>
-          <w:szCs w:val="26"/>
-          <w:u w:val="single"/>
-        </w:rPr>
-        <w:t>639001</w:t>
-      </w:r>
-      <w:r>
-        <w:rPr>
-          <w:rFonts w:ascii="Palatino Linotype" w:hAnsi="Palatino Linotype" w:cs="Times New Roman"/>
-          <w:sz w:val="26"/>
-          <w:szCs w:val="26"/>
-          <w:u w:val="single"/>
-        </w:rPr>
-        <w:t xml:space="preserve"> </w:t>
-      </w:r>
-      <w:proofErr w:type="gramStart"/>
-      <w:r>
-        <w:rPr>
-          <w:rFonts w:ascii="Palatino Linotype" w:hAnsi="Palatino Linotype" w:cs="Times New Roman"/>
-          <w:sz w:val="26"/>
-          <w:szCs w:val="26"/>
-          <w:u w:val="single"/>
-        </w:rPr>
-        <w:t xml:space="preserve">the  </w:t>
-      </w:r>
-      <w:r>
-        <w:rPr>
-          <w:rFonts w:ascii="Palatino Linotype" w:hAnsi="Palatino Linotype" w:cs="Times New Roman"/>
-          <w:sz w:val="26"/>
-          <w:szCs w:val="26"/>
-          <w:u w:val="single"/>
-        </w:rPr>
-        <w:t>&lt;</w:t>
-      </w:r>
-      <w:proofErr w:type="gramEnd"/>
-      <w:r>
-        <w:rPr>
-          <w:rFonts w:ascii="Palatino Linotype" w:hAnsi="Palatino Linotype" w:cs="Times New Roman"/>
-          <w:sz w:val="26"/>
-          <w:szCs w:val="26"/>
-          <w:u w:val="single"/>
-        </w:rPr>
-        <w:t>date&gt;</w:t>
-      </w:r>
-      <w:r>
-        <w:rPr>
-          <w:rFonts w:ascii="Palatino Linotype" w:hAnsi="Palatino Linotype" w:cs="Times New Roman"/>
-          <w:sz w:val="26"/>
-          <w:szCs w:val="26"/>
-          <w:u w:val="single"/>
-        </w:rPr>
-        <w:t xml:space="preserve">                                 </w:t>
-      </w:r>
     </w:p>
     <w:p>
       <w:pPr>
         <w:spacing w:before="240" w:after="240" w:line="240" w:lineRule="auto"/>
         <w:contextualSpacing/>
-        <w:rPr>
-          <w:rFonts w:ascii="Palatino Linotype" w:hAnsi="Palatino Linotype" w:cs="Times New Roman"/>
-          <w:sz w:val="26"/>
-          <w:szCs w:val="26"/>
-        </w:rPr>
-      </w:pPr>
+        <w:jc w:val="center"/>
+        <w:rPr>
+          <w:rFonts w:ascii="Palatino Linotype" w:hAnsi="Palatino Linotype" w:cs="Times New Roman"/>
+          <w:sz w:val="26"/>
+          <w:szCs w:val="26"/>
+        </w:rPr>
+      </w:pPr>
+      <w:r>
+        <w:rPr>
+          <w:rFonts w:ascii="Palatino Linotype" w:hAnsi="Palatino Linotype" w:cs="Times New Roman"/>
+          <w:sz w:val="26"/>
+          <w:szCs w:val="26"/>
+        </w:rPr>
+        <w:t>*********</w:t>
+      </w:r>
     </w:p>
     <w:p>
       <w:pPr>
         <w:spacing w:before="240" w:after="240" w:line="240" w:lineRule="auto"/>
+        <w:ind w:firstLine="720"/>
         <w:contextualSpacing/>
         <w:jc w:val="both"/>
         <w:rPr>
@@ -743,7 +603,17 @@
           <w:sz w:val="26"/>
           <w:szCs w:val="26"/>
         </w:rPr>
-        <w:t>This letter is intended to test the punctual dispatch of the letter and its prompt delivery. You are requested to note below the time and date of delivery of the letter and return it by folding the sheet so as to bring return address of the undersigned on the outer side.</w:t>
+        <w:t>This letter is i</w:t>
+      </w:r>
+      <w:bookmarkStart w:id="0" w:name="_GoBack"/>
+      <w:bookmarkEnd w:id="0"/>
+      <w:r>
+        <w:rPr>
+          <w:rFonts w:ascii="Palatino Linotype" w:hAnsi="Palatino Linotype" w:cs="Times New Roman"/>
+          <w:sz w:val="26"/>
+          <w:szCs w:val="26"/>
+        </w:rPr>
+        <w:t>ntended to test the punctual dispatch of the letter and its prompt delivery. You are requested to note below the time and date of delivery of the letter and return it by folding the sheet so as to bring return address of the undersigned on the outer side.</w:t>
       </w:r>
     </w:p>
     <w:p>
@@ -803,7 +673,7 @@
     <w:tbl>
       <w:tblPr>
         <w:tblStyle w:val="TableGrid"/>
-        <w:tblW w:w="9257" w:type="dxa"/>
+        <w:tblW w:w="7041" w:type="dxa"/>
         <w:tblBorders>
           <w:top w:val="none" w:sz="0" w:space="0" w:color="auto"/>
           <w:left w:val="none" w:sz="0" w:space="0" w:color="auto"/>
@@ -815,20 +685,20 @@
         <w:tblLook w:val="04A0" w:firstRow="1" w:lastRow="0" w:firstColumn="1" w:lastColumn="0" w:noHBand="0" w:noVBand="1"/>
       </w:tblPr>
       <w:tblGrid>
-        <w:gridCol w:w="1947"/>
-        <w:gridCol w:w="1474"/>
-        <w:gridCol w:w="1617"/>
-        <w:gridCol w:w="1468"/>
-        <w:gridCol w:w="903"/>
-        <w:gridCol w:w="1848"/>
+        <w:gridCol w:w="1985"/>
+        <w:gridCol w:w="1134"/>
+        <w:gridCol w:w="944"/>
+        <w:gridCol w:w="1182"/>
+        <w:gridCol w:w="899"/>
+        <w:gridCol w:w="897"/>
       </w:tblGrid>
       <w:tr>
         <w:trPr>
-          <w:trHeight w:hRule="exact" w:val="397"/>
+          <w:trHeight w:hRule="exact" w:val="417"/>
         </w:trPr>
         <w:tc>
           <w:tcPr>
-            <w:tcW w:w="1947" w:type="dxa"/>
+            <w:tcW w:w="1985" w:type="dxa"/>
           </w:tcPr>
           <w:p>
             <w:pPr>
@@ -851,7 +721,7 @@
         </w:tc>
         <w:tc>
           <w:tcPr>
-            <w:tcW w:w="1474" w:type="dxa"/>
+            <w:tcW w:w="1134" w:type="dxa"/>
           </w:tcPr>
           <w:p>
             <w:pPr>
@@ -874,7 +744,7 @@
         </w:tc>
         <w:tc>
           <w:tcPr>
-            <w:tcW w:w="1617" w:type="dxa"/>
+            <w:tcW w:w="944" w:type="dxa"/>
           </w:tcPr>
           <w:p>
             <w:pPr>
@@ -891,13 +761,13 @@
                 <w:sz w:val="26"/>
                 <w:szCs w:val="26"/>
               </w:rPr>
-              <w:t>Hours on</w:t>
+              <w:t>hours on</w:t>
             </w:r>
           </w:p>
         </w:tc>
         <w:tc>
           <w:tcPr>
-            <w:tcW w:w="1468" w:type="dxa"/>
+            <w:tcW w:w="1182" w:type="dxa"/>
           </w:tcPr>
           <w:p>
             <w:pPr>
@@ -914,13 +784,23 @@
                 <w:sz w:val="26"/>
                 <w:szCs w:val="26"/>
               </w:rPr>
-              <w:t>1600 hours</w:t>
-            </w:r>
+              <w:t xml:space="preserve">1600 </w:t>
+            </w:r>
+            <w:proofErr w:type="spellStart"/>
+            <w:r>
+              <w:rPr>
+                <w:rFonts w:ascii="Palatino Linotype" w:hAnsi="Palatino Linotype" w:cs="Times New Roman"/>
+                <w:sz w:val="26"/>
+                <w:szCs w:val="26"/>
+              </w:rPr>
+              <w:t>hrs</w:t>
+            </w:r>
+            <w:proofErr w:type="spellEnd"/>
           </w:p>
         </w:tc>
         <w:tc>
           <w:tcPr>
-            <w:tcW w:w="903" w:type="dxa"/>
+            <w:tcW w:w="899" w:type="dxa"/>
           </w:tcPr>
           <w:p>
             <w:pPr>
@@ -938,13 +818,13 @@
                 <w:sz w:val="26"/>
                 <w:szCs w:val="26"/>
               </w:rPr>
-              <w:t>At</w:t>
+              <w:t>at</w:t>
             </w:r>
           </w:p>
         </w:tc>
         <w:tc>
           <w:tcPr>
-            <w:tcW w:w="1848" w:type="dxa"/>
+            <w:tcW w:w="897" w:type="dxa"/>
           </w:tcPr>
           <w:p>
             <w:pPr>
@@ -978,11 +858,11 @@
       </w:tr>
       <w:tr>
         <w:trPr>
-          <w:trHeight w:hRule="exact" w:val="397"/>
+          <w:trHeight w:hRule="exact" w:val="417"/>
         </w:trPr>
         <w:tc>
           <w:tcPr>
-            <w:tcW w:w="1947" w:type="dxa"/>
+            <w:tcW w:w="1985" w:type="dxa"/>
           </w:tcPr>
           <w:p>
             <w:pPr>
@@ -1005,7 +885,7 @@
         </w:tc>
         <w:tc>
           <w:tcPr>
-            <w:tcW w:w="1474" w:type="dxa"/>
+            <w:tcW w:w="1134" w:type="dxa"/>
           </w:tcPr>
           <w:p>
             <w:pPr>
@@ -1020,7 +900,7 @@
         </w:tc>
         <w:tc>
           <w:tcPr>
-            <w:tcW w:w="1617" w:type="dxa"/>
+            <w:tcW w:w="944" w:type="dxa"/>
           </w:tcPr>
           <w:p>
             <w:pPr>
@@ -1037,13 +917,13 @@
                 <w:sz w:val="26"/>
                 <w:szCs w:val="26"/>
               </w:rPr>
-              <w:t>Hours on</w:t>
+              <w:t>hours on</w:t>
             </w:r>
           </w:p>
         </w:tc>
         <w:tc>
           <w:tcPr>
-            <w:tcW w:w="1468" w:type="dxa"/>
+            <w:tcW w:w="1182" w:type="dxa"/>
           </w:tcPr>
           <w:p>
             <w:pPr>
@@ -1058,7 +938,7 @@
         </w:tc>
         <w:tc>
           <w:tcPr>
-            <w:tcW w:w="903" w:type="dxa"/>
+            <w:tcW w:w="899" w:type="dxa"/>
           </w:tcPr>
           <w:p>
             <w:pPr>
@@ -1075,13 +955,13 @@
                 <w:sz w:val="26"/>
                 <w:szCs w:val="26"/>
               </w:rPr>
-              <w:t>At</w:t>
+              <w:t>at</w:t>
             </w:r>
           </w:p>
         </w:tc>
         <w:tc>
           <w:tcPr>
-            <w:tcW w:w="1848" w:type="dxa"/>
+            <w:tcW w:w="897" w:type="dxa"/>
           </w:tcPr>
           <w:p>
             <w:pPr>
@@ -1097,11 +977,11 @@
       </w:tr>
       <w:tr>
         <w:trPr>
-          <w:trHeight w:hRule="exact" w:val="397"/>
+          <w:trHeight w:hRule="exact" w:val="417"/>
         </w:trPr>
         <w:tc>
           <w:tcPr>
-            <w:tcW w:w="1947" w:type="dxa"/>
+            <w:tcW w:w="1985" w:type="dxa"/>
           </w:tcPr>
           <w:p>
             <w:pPr>
@@ -1124,7 +1004,7 @@
         </w:tc>
         <w:tc>
           <w:tcPr>
-            <w:tcW w:w="1474" w:type="dxa"/>
+            <w:tcW w:w="1134" w:type="dxa"/>
           </w:tcPr>
           <w:p>
             <w:pPr>
@@ -1139,7 +1019,7 @@
         </w:tc>
         <w:tc>
           <w:tcPr>
-            <w:tcW w:w="1617" w:type="dxa"/>
+            <w:tcW w:w="944" w:type="dxa"/>
           </w:tcPr>
           <w:p>
             <w:pPr>
@@ -1156,13 +1036,13 @@
                 <w:sz w:val="26"/>
                 <w:szCs w:val="26"/>
               </w:rPr>
-              <w:t>Hours on</w:t>
+              <w:t>hours on</w:t>
             </w:r>
           </w:p>
         </w:tc>
         <w:tc>
           <w:tcPr>
-            <w:tcW w:w="1468" w:type="dxa"/>
+            <w:tcW w:w="1182" w:type="dxa"/>
           </w:tcPr>
           <w:p>
             <w:pPr>
@@ -1177,7 +1057,7 @@
         </w:tc>
         <w:tc>
           <w:tcPr>
-            <w:tcW w:w="903" w:type="dxa"/>
+            <w:tcW w:w="899" w:type="dxa"/>
           </w:tcPr>
           <w:p>
             <w:pPr>
@@ -1194,15 +1074,13 @@
                 <w:sz w:val="26"/>
                 <w:szCs w:val="26"/>
               </w:rPr>
-              <w:t>At</w:t>
-            </w:r>
-            <w:bookmarkStart w:id="0" w:name="_GoBack"/>
-            <w:bookmarkEnd w:id="0"/>
+              <w:t>at</w:t>
+            </w:r>
           </w:p>
         </w:tc>
         <w:tc>
           <w:tcPr>
-            <w:tcW w:w="1848" w:type="dxa"/>
+            <w:tcW w:w="897" w:type="dxa"/>
           </w:tcPr>
           <w:p>
             <w:pPr>
@@ -1785,7 +1663,6 @@
       </w:pPr>
     </w:p>
     <w:sectPr>
-      <w:headerReference w:type="default" r:id="rId7"/>
       <w:pgSz w:w="12240" w:h="15840"/>
       <w:pgMar w:top="709" w:right="1440" w:bottom="0" w:left="1440" w:header="720" w:footer="720" w:gutter="0"/>
       <w:cols w:space="720"/>
@@ -1843,30 +1720,6 @@
     </w:p>
   </w:footnote>
 </w:footnotes>
-</file>
-
-<file path=word/header1.xml><?xml version="1.0" encoding="utf-8"?>
-<w:hdr xmlns:wpc="http://schemas.microsoft.com/office/word/2010/wordprocessingCanvas" xmlns:cx="http://schemas.microsoft.com/office/drawing/2014/chartex" xmlns:cx1="http://schemas.microsoft.com/office/drawing/2015/9/8/chartex" xmlns:mc="http://schemas.openxmlformats.org/markup-compatibility/2006" xmlns:o="urn:schemas-microsoft-com:office:office" xmlns:r="http://schemas.openxmlformats.org/officeDocument/2006/relationships" xmlns:m="http://schemas.openxmlformats.org/officeDocument/2006/math" xmlns:v="urn:schemas-microsoft-com:vml" xmlns:wp14="http://schemas.microsoft.com/office/word/2010/wordprocessingDrawing" xmlns:wp="http://schemas.openxmlformats.org/drawingml/2006/wordprocessingDrawing" xmlns:w10="urn:schemas-microsoft-com:office:word" xmlns:w="http://schemas.openxmlformats.org/wordprocessingml/2006/main" xmlns:w14="http://schemas.microsoft.com/office/word/2010/wordml" xmlns:w15="http://schemas.microsoft.com/office/word/2012/wordml" xmlns:w16se="http://schemas.microsoft.com/office/word/2015/wordml/symex" xmlns:wpg="http://schemas.microsoft.com/office/word/2010/wordprocessingGroup" xmlns:wpi="http://schemas.microsoft.com/office/word/2010/wordprocessingInk" xmlns:wne="http://schemas.microsoft.com/office/word/2006/wordml" xmlns:wps="http://schemas.microsoft.com/office/word/2010/wordprocessingShape" mc:Ignorable="w14 w15 w16se wp14">
-  <w:p>
-    <w:pPr>
-      <w:pStyle w:val="Header"/>
-      <w:jc w:val="center"/>
-      <w:rPr>
-        <w:rFonts w:ascii="Palatino Linotype" w:hAnsi="Palatino Linotype"/>
-        <w:b/>
-        <w:sz w:val="32"/>
-      </w:rPr>
-    </w:pPr>
-    <w:r>
-      <w:rPr>
-        <w:rFonts w:ascii="Palatino Linotype" w:hAnsi="Palatino Linotype"/>
-        <w:b/>
-        <w:sz w:val="32"/>
-      </w:rPr>
-      <w:t>TEST LETTER</w:t>
-    </w:r>
-  </w:p>
-</w:hdr>
 </file>
 
 <file path=word/styles.xml><?xml version="1.0" encoding="utf-8"?>
@@ -2703,7 +2556,7 @@
 </file>
 
 <file path=customXml/itemProps1.xml><?xml version="1.0" encoding="utf-8"?>
-<ds:datastoreItem xmlns:ds="http://schemas.openxmlformats.org/officeDocument/2006/customXml" ds:itemID="{BC41CAFE-5966-454E-A3C7-4EBE5E566428}">
+<ds:datastoreItem xmlns:ds="http://schemas.openxmlformats.org/officeDocument/2006/customXml" ds:itemID="{3F73A5CC-4B76-4319-BAD9-5FBF6D00602C}">
   <ds:schemaRefs>
     <ds:schemaRef ds:uri="http://schemas.openxmlformats.org/officeDocument/2006/bibliography"/>
   </ds:schemaRefs>
